--- a/包裹相位生成/傅里叶级数仿真/新建 DOCX 文档.docx
+++ b/包裹相位生成/傅里叶级数仿真/新建 DOCX 文档.docx
@@ -594,7 +594,6 @@
     </w:p>
     <w:p>
       <w:pPr>
-        <m:rPr/>
         <w:rPr>
           <w:rFonts w:hint="default" w:hAnsi="Cambria Math"/>
           <w:i w:val="0"/>
@@ -837,7 +836,6 @@
     </w:p>
     <w:p>
       <w:pPr>
-        <m:rPr/>
         <w:rPr>
           <w:rFonts w:hint="eastAsia" w:ascii="宋体" w:hAnsi="宋体" w:eastAsia="宋体" w:cs="宋体"/>
           <w:sz w:val="24"/>
@@ -1107,7 +1105,6 @@
     </w:p>
     <w:p>
       <w:pPr>
-        <m:rPr/>
         <w:rPr>
           <w:rFonts w:hint="eastAsia" w:hAnsi="Cambria Math"/>
           <w:i w:val="0"/>
@@ -1116,7 +1113,6 @@
         </w:rPr>
       </w:pPr>
       <w:r>
-        <m:rPr/>
         <w:rPr>
           <w:rFonts w:hint="eastAsia" w:hAnsi="Cambria Math"/>
           <w:i w:val="0"/>
@@ -1137,7 +1133,6 @@
         </w:rPr>
       </w:pPr>
       <w:r>
-        <m:rPr/>
         <w:rPr>
           <w:rFonts w:hint="eastAsia" w:hAnsi="Cambria Math"/>
           <w:i w:val="0"/>
@@ -1502,7 +1497,6 @@
         </m:r>
       </m:oMath>
       <w:r>
-        <m:rPr/>
         <w:rPr>
           <w:rFonts w:hint="default" w:hAnsi="Cambria Math"/>
           <w:i w:val="0"/>
@@ -1511,7 +1505,6 @@
         <w:t>因此在x=0处</w:t>
       </w:r>
       <w:r>
-        <m:rPr/>
         <w:rPr>
           <w:rFonts w:hint="eastAsia" w:hAnsi="Cambria Math"/>
           <w:i w:val="0"/>
@@ -1521,7 +1514,6 @@
         <w:t>（</w:t>
       </w:r>
       <w:r>
-        <m:rPr/>
         <w:rPr>
           <w:rFonts w:hint="eastAsia" w:hAnsi="Cambria Math"/>
           <w:i w:val="0"/>
@@ -1531,7 +1523,6 @@
         <w:t>跳变点</w:t>
       </w:r>
       <w:r>
-        <m:rPr/>
         <w:rPr>
           <w:rFonts w:hint="eastAsia" w:hAnsi="Cambria Math"/>
           <w:i w:val="0"/>
@@ -2060,7 +2051,6 @@
     <w:p>
       <w:pPr>
         <w:ind w:firstLine="420" w:firstLineChars="0"/>
-        <m:rPr/>
         <w:rPr>
           <w:rFonts w:hint="default" w:hAnsi="Cambria Math"/>
           <w:i w:val="0"/>
@@ -2445,7 +2435,6 @@
     <w:p>
       <w:pPr>
         <w:ind w:firstLine="420" w:firstLineChars="0"/>
-        <m:rPr/>
         <w:rPr>
           <w:rFonts w:hint="default" w:hAnsi="Cambria Math"/>
           <w:i w:val="0"/>
@@ -2453,7 +2442,6 @@
         </w:rPr>
       </w:pPr>
       <w:r>
-        <m:rPr/>
         <w:rPr>
           <w:rFonts w:hint="eastAsia" w:hAnsi="Cambria Math"/>
           <w:i w:val="0"/>
@@ -2473,7 +2461,6 @@
         </m:r>
       </m:oMath>
       <w:r>
-        <m:rPr/>
         <w:rPr>
           <w:rFonts w:hint="eastAsia" w:hAnsi="Cambria Math"/>
           <w:i w:val="0"/>
@@ -2886,33 +2873,13 @@
         </m:r>
       </m:oMath>
       <w:r>
-        <m:rPr/>
         <w:rPr>
           <w:rFonts w:hint="eastAsia" w:hAnsi="Cambria Math"/>
           <w:i w:val="0"/>
           <w:sz w:val="21"/>
           <w:lang w:val="en-US" w:eastAsia="zh-CN"/>
         </w:rPr>
-        <w:t xml:space="preserve"> = f  谐波频率 = </w:t>
-      </w:r>
-      <w:r>
-        <w:rPr>
-          <w:rFonts w:hint="eastAsia" w:hAnsi="Cambria Math"/>
-          <w:i w:val="0"/>
-          <w:sz w:val="21"/>
-          <w:lang w:val="en-US" w:eastAsia="zh-CN"/>
-        </w:rPr>
-        <w:t>2N-1</w:t>
-      </w:r>
-      <w:r>
-        <m:rPr/>
-        <w:rPr>
-          <w:rFonts w:hint="eastAsia" w:hAnsi="Cambria Math"/>
-          <w:i w:val="0"/>
-          <w:sz w:val="21"/>
-          <w:lang w:val="en-US" w:eastAsia="zh-CN"/>
-        </w:rPr>
-        <w:t>*f</w:t>
+        <w:t xml:space="preserve"> = f  谐波频率 = 2N-1*f</w:t>
       </w:r>
     </w:p>
     <w:p>
@@ -3228,7 +3195,6 @@
         <w:tabs>
           <w:tab w:val="left" w:pos="1049"/>
         </w:tabs>
-        <m:rPr/>
         <w:rPr>
           <w:rFonts w:hint="eastAsia" w:hAnsi="Cambria Math"/>
           <w:i w:val="0"/>
@@ -3243,17 +3209,7 @@
           <w:sz w:val="21"/>
           <w:lang w:val="en-US" w:eastAsia="zh-CN"/>
         </w:rPr>
-        <w:t>单侧影响区（理想频域滤波冲激响应</w:t>
-      </w:r>
-      <w:r>
-        <m:rPr/>
-        <w:rPr>
-          <w:rFonts w:hint="eastAsia" w:hAnsi="Cambria Math"/>
-          <w:i w:val="0"/>
-          <w:sz w:val="21"/>
-          <w:lang w:val="en-US" w:eastAsia="zh-CN"/>
-        </w:rPr>
-        <w:t xml:space="preserve">）= </w:t>
+        <w:t xml:space="preserve">单侧影响区（理想频域滤波冲激响应）= </w:t>
       </w:r>
       <m:oMath>
         <m:r>
@@ -3269,7 +3225,6 @@
         </m:r>
       </m:oMath>
       <w:r>
-        <m:rPr/>
         <w:rPr>
           <w:rFonts w:hint="eastAsia" w:hAnsi="Cambria Math"/>
           <w:i w:val="0"/>
@@ -3298,16 +3253,7 @@
           <w:sz w:val="21"/>
           <w:lang w:val="en-US" w:eastAsia="zh-CN"/>
         </w:rPr>
-        <w:t>台阶“从哪里取平均”才最准，震荡区域宽度（边缘不可信宽度</w:t>
-      </w:r>
-      <w:r>
-        <w:rPr>
-          <w:rFonts w:hint="eastAsia" w:hAnsi="Cambria Math"/>
-          <w:i w:val="0"/>
-          <w:sz w:val="21"/>
-          <w:lang w:val="en-US" w:eastAsia="zh-CN"/>
-        </w:rPr>
-        <w:t>）</w:t>
+        <w:t>台阶“从哪里取平均”才最准，震荡区域宽度（边缘不可信宽度）</w:t>
       </w:r>
     </w:p>
     <w:p>
@@ -3772,7 +3718,6 @@
         <w:tabs>
           <w:tab w:val="left" w:pos="1049"/>
         </w:tabs>
-        <m:rPr/>
         <w:rPr>
           <w:rFonts w:hint="default" w:hAnsi="Cambria Math"/>
           <w:i w:val="0"/>
@@ -3793,7 +3738,6 @@
     <w:p>
       <w:pPr>
         <w:jc w:val="center"/>
-        <m:rPr/>
         <w:rPr>
           <w:rFonts w:hint="default" w:hAnsi="Cambria Math"/>
           <w:i w:val="0"/>
@@ -3847,7 +3791,6 @@
     </w:p>
     <w:p>
       <w:pPr>
-        <m:rPr/>
         <w:rPr>
           <w:rFonts w:hint="default" w:hAnsi="Cambria Math"/>
           <w:i w:val="0"/>
@@ -3928,7 +3871,6 @@
     </w:p>
     <w:p>
       <w:pPr>
-        <m:rPr/>
         <w:rPr>
           <w:rFonts w:hint="default" w:ascii="宋体" w:hAnsi="宋体" w:eastAsia="宋体" w:cs="宋体"/>
           <w:sz w:val="24"/>
@@ -4090,7 +4032,6 @@
     </w:p>
     <w:p>
       <w:pPr>
-        <m:rPr/>
         <w:rPr>
           <w:rFonts w:hint="eastAsia" w:hAnsi="Cambria Math"/>
           <w:i w:val="0"/>
@@ -4099,7 +4040,6 @@
         </w:rPr>
       </w:pPr>
       <w:r>
-        <m:rPr/>
         <w:rPr>
           <w:rFonts w:hint="eastAsia" w:hAnsi="Cambria Math"/>
           <w:i w:val="0"/>
@@ -4111,7 +4051,6 @@
     </w:p>
     <w:p>
       <w:pPr>
-        <m:rPr/>
         <w:rPr>
           <w:rFonts w:hint="eastAsia" w:hAnsi="Cambria Math"/>
           <w:i w:val="0"/>
@@ -4122,7 +4061,1026 @@
     </w:p>
     <w:p>
       <w:pPr>
-        <m:rPr/>
+        <w:rPr>
+          <w:rFonts w:hint="default" w:hAnsi="Cambria Math"/>
+          <w:i w:val="0"/>
+          <w:sz w:val="24"/>
+          <w:lang w:val="en-US" w:eastAsia="zh-CN"/>
+        </w:rPr>
+      </w:pPr>
+      <w:r>
+        <w:rPr>
+          <w:rFonts w:hint="eastAsia" w:hAnsi="Cambria Math"/>
+          <w:i w:val="0"/>
+          <w:sz w:val="24"/>
+          <w:lang w:val="en-US" w:eastAsia="zh-CN"/>
+        </w:rPr>
+        <w:t>理论震荡区域：L/2N</w:t>
+      </w:r>
+    </w:p>
+    <w:p>
+      <w:pPr>
+        <w:rPr>
+          <w:rFonts w:hint="eastAsia" w:hAnsi="Cambria Math"/>
+          <w:i w:val="0"/>
+          <w:sz w:val="24"/>
+          <w:lang w:val="en-US" w:eastAsia="zh-CN"/>
+        </w:rPr>
+      </w:pPr>
+    </w:p>
+    <w:tbl>
+      <w:tblPr>
+        <w:tblW w:w="5237" w:type="pct"/>
+        <w:tblInd w:w="0" w:type="dxa"/>
+        <w:tblBorders>
+          <w:top w:val="none" w:color="auto" w:sz="0" w:space="0"/>
+          <w:left w:val="none" w:color="auto" w:sz="0" w:space="0"/>
+          <w:bottom w:val="none" w:color="auto" w:sz="0" w:space="0"/>
+          <w:right w:val="none" w:color="auto" w:sz="0" w:space="0"/>
+          <w:insideH w:val="none" w:color="auto" w:sz="0" w:space="0"/>
+          <w:insideV w:val="none" w:color="auto" w:sz="0" w:space="0"/>
+        </w:tblBorders>
+        <w:shd w:val="clear"/>
+        <w:tblLayout w:type="autofit"/>
+        <w:tblCellMar>
+          <w:top w:w="15" w:type="dxa"/>
+          <w:left w:w="15" w:type="dxa"/>
+          <w:bottom w:w="15" w:type="dxa"/>
+          <w:right w:w="15" w:type="dxa"/>
+        </w:tblCellMar>
+      </w:tblPr>
+      <w:tblGrid>
+        <w:gridCol w:w="2026"/>
+        <w:gridCol w:w="3496"/>
+        <w:gridCol w:w="3379"/>
+      </w:tblGrid>
+      <w:tr>
+        <w:tblPrEx>
+          <w:tblBorders>
+            <w:top w:val="none" w:color="auto" w:sz="0" w:space="0"/>
+            <w:left w:val="none" w:color="auto" w:sz="0" w:space="0"/>
+            <w:bottom w:val="none" w:color="auto" w:sz="0" w:space="0"/>
+            <w:right w:val="none" w:color="auto" w:sz="0" w:space="0"/>
+            <w:insideH w:val="none" w:color="auto" w:sz="0" w:space="0"/>
+            <w:insideV w:val="none" w:color="auto" w:sz="0" w:space="0"/>
+          </w:tblBorders>
+          <w:shd w:val="clear"/>
+          <w:tblCellMar>
+            <w:top w:w="15" w:type="dxa"/>
+            <w:left w:w="15" w:type="dxa"/>
+            <w:bottom w:w="15" w:type="dxa"/>
+            <w:right w:w="15" w:type="dxa"/>
+          </w:tblCellMar>
+        </w:tblPrEx>
+        <w:trPr>
+          <w:tblHeader/>
+        </w:trPr>
+        <w:tc>
+          <w:tcPr>
+            <w:tcW w:w="0" w:type="auto"/>
+            <w:tcBorders>
+              <w:top w:val="single" w:color="CCCCCC" w:sz="4" w:space="0"/>
+              <w:left w:val="single" w:color="CCCCCC" w:sz="4" w:space="0"/>
+              <w:bottom w:val="single" w:color="CCCCCC" w:sz="4" w:space="0"/>
+              <w:right w:val="single" w:color="CCCCCC" w:sz="4" w:space="0"/>
+            </w:tcBorders>
+            <w:shd w:val="clear"/>
+            <w:tcMar>
+              <w:top w:w="96" w:type="dxa"/>
+              <w:left w:w="96" w:type="dxa"/>
+              <w:bottom w:w="96" w:type="dxa"/>
+              <w:right w:w="96" w:type="dxa"/>
+            </w:tcMar>
+            <w:vAlign w:val="center"/>
+          </w:tcPr>
+          <w:p>
+            <w:pPr>
+              <w:keepNext w:val="0"/>
+              <w:keepLines w:val="0"/>
+              <w:widowControl/>
+              <w:suppressLineNumbers w:val="0"/>
+              <w:jc w:val="left"/>
+              <w:rPr>
+                <w:b/>
+                <w:bCs/>
+              </w:rPr>
+            </w:pPr>
+            <w:r>
+              <w:rPr>
+                <w:rFonts w:ascii="宋体" w:hAnsi="宋体" w:eastAsia="宋体" w:cs="宋体"/>
+                <w:b/>
+                <w:bCs/>
+                <w:kern w:val="0"/>
+                <w:sz w:val="24"/>
+                <w:szCs w:val="24"/>
+                <w:bdr w:val="none" w:color="auto" w:sz="0" w:space="0"/>
+                <w:lang w:val="en-US" w:eastAsia="zh-CN" w:bidi="ar"/>
+              </w:rPr>
+              <w:t>连续傅立叶级数</w:t>
+            </w:r>
+          </w:p>
+        </w:tc>
+        <w:tc>
+          <w:tcPr>
+            <w:tcW w:w="1964" w:type="pct"/>
+            <w:tcBorders>
+              <w:top w:val="single" w:color="CCCCCC" w:sz="4" w:space="0"/>
+              <w:left w:val="single" w:color="CCCCCC" w:sz="4" w:space="0"/>
+              <w:bottom w:val="single" w:color="CCCCCC" w:sz="4" w:space="0"/>
+              <w:right w:val="single" w:color="CCCCCC" w:sz="4" w:space="0"/>
+            </w:tcBorders>
+            <w:shd w:val="clear"/>
+            <w:tcMar>
+              <w:top w:w="96" w:type="dxa"/>
+              <w:left w:w="96" w:type="dxa"/>
+              <w:bottom w:w="96" w:type="dxa"/>
+              <w:right w:w="96" w:type="dxa"/>
+            </w:tcMar>
+            <w:vAlign w:val="center"/>
+          </w:tcPr>
+          <w:p>
+            <w:pPr>
+              <w:keepNext w:val="0"/>
+              <w:keepLines w:val="0"/>
+              <w:widowControl/>
+              <w:suppressLineNumbers w:val="0"/>
+              <w:jc w:val="left"/>
+              <w:rPr>
+                <w:b/>
+                <w:bCs/>
+              </w:rPr>
+            </w:pPr>
+            <w:r>
+              <w:rPr>
+                <w:rFonts w:ascii="宋体" w:hAnsi="宋体" w:eastAsia="宋体" w:cs="宋体"/>
+                <w:b/>
+                <w:bCs/>
+                <w:kern w:val="0"/>
+                <w:sz w:val="24"/>
+                <w:szCs w:val="24"/>
+                <w:bdr w:val="none" w:color="auto" w:sz="0" w:space="0"/>
+                <w:lang w:val="en-US" w:eastAsia="zh-CN" w:bidi="ar"/>
+              </w:rPr>
+              <w:t>代码离散DFT参数（垂直Y方向）</w:t>
+            </w:r>
+          </w:p>
+        </w:tc>
+        <w:tc>
+          <w:tcPr>
+            <w:tcW w:w="1898" w:type="pct"/>
+            <w:tcBorders>
+              <w:top w:val="single" w:color="CCCCCC" w:sz="4" w:space="0"/>
+              <w:left w:val="single" w:color="CCCCCC" w:sz="4" w:space="0"/>
+              <w:bottom w:val="single" w:color="CCCCCC" w:sz="4" w:space="0"/>
+              <w:right w:val="single" w:color="CCCCCC" w:sz="4" w:space="0"/>
+            </w:tcBorders>
+            <w:shd w:val="clear"/>
+            <w:tcMar>
+              <w:top w:w="96" w:type="dxa"/>
+              <w:left w:w="96" w:type="dxa"/>
+              <w:bottom w:w="96" w:type="dxa"/>
+              <w:right w:w="96" w:type="dxa"/>
+            </w:tcMar>
+            <w:vAlign w:val="center"/>
+          </w:tcPr>
+          <w:p>
+            <w:pPr>
+              <w:keepNext w:val="0"/>
+              <w:keepLines w:val="0"/>
+              <w:widowControl/>
+              <w:suppressLineNumbers w:val="0"/>
+              <w:jc w:val="left"/>
+              <w:rPr>
+                <w:b/>
+                <w:bCs/>
+              </w:rPr>
+            </w:pPr>
+            <w:r>
+              <w:rPr>
+                <w:rFonts w:ascii="宋体" w:hAnsi="宋体" w:eastAsia="宋体" w:cs="宋体"/>
+                <w:b/>
+                <w:bCs/>
+                <w:kern w:val="0"/>
+                <w:sz w:val="24"/>
+                <w:szCs w:val="24"/>
+                <w:bdr w:val="none" w:color="auto" w:sz="0" w:space="0"/>
+                <w:lang w:val="en-US" w:eastAsia="zh-CN" w:bidi="ar"/>
+              </w:rPr>
+              <w:t>符号 / 取值（代码）</w:t>
+            </w:r>
+          </w:p>
+        </w:tc>
+      </w:tr>
+      <w:tr>
+        <w:tblPrEx>
+          <w:tblBorders>
+            <w:top w:val="none" w:color="auto" w:sz="0" w:space="0"/>
+            <w:left w:val="none" w:color="auto" w:sz="0" w:space="0"/>
+            <w:bottom w:val="none" w:color="auto" w:sz="0" w:space="0"/>
+            <w:right w:val="none" w:color="auto" w:sz="0" w:space="0"/>
+            <w:insideH w:val="none" w:color="auto" w:sz="0" w:space="0"/>
+            <w:insideV w:val="none" w:color="auto" w:sz="0" w:space="0"/>
+          </w:tblBorders>
+          <w:tblCellMar>
+            <w:top w:w="15" w:type="dxa"/>
+            <w:left w:w="15" w:type="dxa"/>
+            <w:bottom w:w="15" w:type="dxa"/>
+            <w:right w:w="15" w:type="dxa"/>
+          </w:tblCellMar>
+        </w:tblPrEx>
+        <w:tc>
+          <w:tcPr>
+            <w:tcW w:w="0" w:type="auto"/>
+            <w:tcBorders>
+              <w:top w:val="single" w:color="CCCCCC" w:sz="4" w:space="0"/>
+              <w:left w:val="single" w:color="CCCCCC" w:sz="4" w:space="0"/>
+              <w:bottom w:val="single" w:color="CCCCCC" w:sz="4" w:space="0"/>
+              <w:right w:val="single" w:color="CCCCCC" w:sz="4" w:space="0"/>
+            </w:tcBorders>
+            <w:shd w:val="clear"/>
+            <w:tcMar>
+              <w:top w:w="96" w:type="dxa"/>
+              <w:left w:w="96" w:type="dxa"/>
+              <w:bottom w:w="96" w:type="dxa"/>
+              <w:right w:w="96" w:type="dxa"/>
+            </w:tcMar>
+            <w:vAlign w:val="center"/>
+          </w:tcPr>
+          <w:p>
+            <w:pPr>
+              <w:keepNext w:val="0"/>
+              <w:keepLines w:val="0"/>
+              <w:widowControl/>
+              <w:suppressLineNumbers w:val="0"/>
+              <w:jc w:val="left"/>
+            </w:pPr>
+            <w:r>
+              <w:rPr>
+                <w:rFonts w:ascii="宋体" w:hAnsi="宋体" w:eastAsia="宋体" w:cs="宋体"/>
+                <w:kern w:val="0"/>
+                <w:sz w:val="24"/>
+                <w:szCs w:val="24"/>
+                <w:bdr w:val="none" w:color="auto" w:sz="0" w:space="0"/>
+                <w:lang w:val="en-US" w:eastAsia="zh-CN" w:bidi="ar"/>
+              </w:rPr>
+              <w:t>周期L</w:t>
+            </w:r>
+          </w:p>
+        </w:tc>
+        <w:tc>
+          <w:tcPr>
+            <w:tcW w:w="1964" w:type="pct"/>
+            <w:tcBorders>
+              <w:top w:val="single" w:color="CCCCCC" w:sz="4" w:space="0"/>
+              <w:left w:val="single" w:color="CCCCCC" w:sz="4" w:space="0"/>
+              <w:bottom w:val="single" w:color="CCCCCC" w:sz="4" w:space="0"/>
+              <w:right w:val="single" w:color="CCCCCC" w:sz="4" w:space="0"/>
+            </w:tcBorders>
+            <w:shd w:val="clear"/>
+            <w:tcMar>
+              <w:top w:w="96" w:type="dxa"/>
+              <w:left w:w="96" w:type="dxa"/>
+              <w:bottom w:w="96" w:type="dxa"/>
+              <w:right w:w="96" w:type="dxa"/>
+            </w:tcMar>
+            <w:vAlign w:val="center"/>
+          </w:tcPr>
+          <w:p>
+            <w:pPr>
+              <w:keepNext w:val="0"/>
+              <w:keepLines w:val="0"/>
+              <w:widowControl/>
+              <w:suppressLineNumbers w:val="0"/>
+              <w:jc w:val="center"/>
+            </w:pPr>
+            <w:r>
+              <w:rPr>
+                <w:rFonts w:ascii="宋体" w:hAnsi="宋体" w:eastAsia="宋体" w:cs="宋体"/>
+                <w:kern w:val="0"/>
+                <w:sz w:val="24"/>
+                <w:szCs w:val="24"/>
+                <w:bdr w:val="none" w:color="auto" w:sz="0" w:space="0"/>
+                <w:lang w:val="en-US" w:eastAsia="zh-CN" w:bidi="ar"/>
+              </w:rPr>
+              <w:t>图像垂直方向物理总尺寸</w:t>
+            </w:r>
+          </w:p>
+        </w:tc>
+        <w:tc>
+          <w:tcPr>
+            <w:tcW w:w="1898" w:type="pct"/>
+            <w:tcBorders>
+              <w:top w:val="single" w:color="CCCCCC" w:sz="4" w:space="0"/>
+              <w:left w:val="single" w:color="CCCCCC" w:sz="4" w:space="0"/>
+              <w:bottom w:val="single" w:color="CCCCCC" w:sz="4" w:space="0"/>
+              <w:right w:val="single" w:color="CCCCCC" w:sz="4" w:space="0"/>
+            </w:tcBorders>
+            <w:shd w:val="clear"/>
+            <w:tcMar>
+              <w:top w:w="96" w:type="dxa"/>
+              <w:left w:w="96" w:type="dxa"/>
+              <w:bottom w:w="96" w:type="dxa"/>
+              <w:right w:w="96" w:type="dxa"/>
+            </w:tcMar>
+            <w:vAlign w:val="center"/>
+          </w:tcPr>
+          <w:p>
+            <w:pPr>
+              <w:keepNext w:val="0"/>
+              <w:keepLines w:val="0"/>
+              <w:widowControl/>
+              <w:suppressLineNumbers w:val="0"/>
+              <w:jc w:val="center"/>
+            </w:pPr>
+            <w:r>
+              <w:rPr>
+                <w:rFonts w:ascii="宋体" w:hAnsi="宋体" w:eastAsia="宋体" w:cs="宋体"/>
+                <w:kern w:val="0"/>
+                <w:sz w:val="24"/>
+                <w:szCs w:val="24"/>
+                <w:bdr w:val="none" w:color="auto" w:sz="0" w:space="0"/>
+                <w:lang w:val="en-US" w:eastAsia="zh-CN" w:bidi="ar"/>
+              </w:rPr>
+              <w:t>L</w:t>
+            </w:r>
+            <w:r>
+              <w:rPr>
+                <w:rFonts w:ascii="宋体" w:hAnsi="宋体" w:eastAsia="宋体" w:cs="宋体"/>
+                <w:kern w:val="0"/>
+                <w:sz w:val="24"/>
+                <w:szCs w:val="24"/>
+                <w:lang w:val="en-US" w:eastAsia="zh-CN" w:bidi="ar"/>
+              </w:rPr>
+              <w:t>y</w:t>
+            </w:r>
+            <w:r>
+              <w:rPr>
+                <w:rFonts w:ascii="宋体" w:hAnsi="宋体" w:eastAsia="宋体" w:cs="宋体"/>
+                <w:kern w:val="0"/>
+                <w:sz w:val="24"/>
+                <w:szCs w:val="24"/>
+                <w:bdr w:val="none" w:color="auto" w:sz="0" w:space="0"/>
+                <w:lang w:val="en-US" w:eastAsia="zh-CN" w:bidi="ar"/>
+              </w:rPr>
+              <w:t>=N</w:t>
+            </w:r>
+            <w:r>
+              <w:rPr>
+                <w:rFonts w:hint="eastAsia" w:ascii="宋体" w:hAnsi="宋体" w:eastAsia="宋体" w:cs="宋体"/>
+                <w:kern w:val="0"/>
+                <w:sz w:val="24"/>
+                <w:szCs w:val="24"/>
+                <w:bdr w:val="none" w:color="auto" w:sz="0" w:space="0"/>
+                <w:lang w:val="en-US" w:eastAsia="zh-CN" w:bidi="ar"/>
+              </w:rPr>
+              <w:t>*</w:t>
+            </w:r>
+            <w:r>
+              <w:rPr>
+                <w:rFonts w:ascii="宋体" w:hAnsi="宋体" w:eastAsia="宋体" w:cs="宋体"/>
+                <w:kern w:val="0"/>
+                <w:sz w:val="24"/>
+                <w:szCs w:val="24"/>
+                <w:bdr w:val="none" w:color="auto" w:sz="0" w:space="0"/>
+                <w:lang w:val="en-US" w:eastAsia="zh-CN" w:bidi="ar"/>
+              </w:rPr>
+              <w:t>dy，N=512，dy=3.5e−6m</w:t>
+            </w:r>
+          </w:p>
+        </w:tc>
+      </w:tr>
+      <w:tr>
+        <w:tblPrEx>
+          <w:tblBorders>
+            <w:top w:val="none" w:color="auto" w:sz="0" w:space="0"/>
+            <w:left w:val="none" w:color="auto" w:sz="0" w:space="0"/>
+            <w:bottom w:val="none" w:color="auto" w:sz="0" w:space="0"/>
+            <w:right w:val="none" w:color="auto" w:sz="0" w:space="0"/>
+            <w:insideH w:val="none" w:color="auto" w:sz="0" w:space="0"/>
+            <w:insideV w:val="none" w:color="auto" w:sz="0" w:space="0"/>
+          </w:tblBorders>
+          <w:tblCellMar>
+            <w:top w:w="15" w:type="dxa"/>
+            <w:left w:w="15" w:type="dxa"/>
+            <w:bottom w:w="15" w:type="dxa"/>
+            <w:right w:w="15" w:type="dxa"/>
+          </w:tblCellMar>
+        </w:tblPrEx>
+        <w:tc>
+          <w:tcPr>
+            <w:tcW w:w="0" w:type="auto"/>
+            <w:tcBorders>
+              <w:top w:val="single" w:color="CCCCCC" w:sz="4" w:space="0"/>
+              <w:left w:val="single" w:color="CCCCCC" w:sz="4" w:space="0"/>
+              <w:bottom w:val="single" w:color="CCCCCC" w:sz="4" w:space="0"/>
+              <w:right w:val="single" w:color="CCCCCC" w:sz="4" w:space="0"/>
+            </w:tcBorders>
+            <w:shd w:val="clear"/>
+            <w:tcMar>
+              <w:top w:w="96" w:type="dxa"/>
+              <w:left w:w="96" w:type="dxa"/>
+              <w:bottom w:w="96" w:type="dxa"/>
+              <w:right w:w="96" w:type="dxa"/>
+            </w:tcMar>
+            <w:vAlign w:val="center"/>
+          </w:tcPr>
+          <w:p>
+            <w:pPr>
+              <w:keepNext w:val="0"/>
+              <w:keepLines w:val="0"/>
+              <w:widowControl/>
+              <w:suppressLineNumbers w:val="0"/>
+              <w:jc w:val="left"/>
+            </w:pPr>
+            <w:r>
+              <w:rPr>
+                <w:rFonts w:ascii="宋体" w:hAnsi="宋体" w:eastAsia="宋体" w:cs="宋体"/>
+                <w:kern w:val="0"/>
+                <w:sz w:val="24"/>
+                <w:szCs w:val="24"/>
+                <w:bdr w:val="none" w:color="auto" w:sz="0" w:space="0"/>
+                <w:lang w:val="en-US" w:eastAsia="zh-CN" w:bidi="ar"/>
+              </w:rPr>
+              <w:t>频域截断项数N</w:t>
+            </w:r>
+          </w:p>
+        </w:tc>
+        <w:tc>
+          <w:tcPr>
+            <w:tcW w:w="1964" w:type="pct"/>
+            <w:tcBorders>
+              <w:top w:val="single" w:color="CCCCCC" w:sz="4" w:space="0"/>
+              <w:left w:val="single" w:color="CCCCCC" w:sz="4" w:space="0"/>
+              <w:bottom w:val="single" w:color="CCCCCC" w:sz="4" w:space="0"/>
+              <w:right w:val="single" w:color="CCCCCC" w:sz="4" w:space="0"/>
+            </w:tcBorders>
+            <w:shd w:val="clear"/>
+            <w:tcMar>
+              <w:top w:w="96" w:type="dxa"/>
+              <w:left w:w="96" w:type="dxa"/>
+              <w:bottom w:w="96" w:type="dxa"/>
+              <w:right w:w="96" w:type="dxa"/>
+            </w:tcMar>
+            <w:vAlign w:val="center"/>
+          </w:tcPr>
+          <w:p>
+            <w:pPr>
+              <w:keepNext w:val="0"/>
+              <w:keepLines w:val="0"/>
+              <w:widowControl/>
+              <w:suppressLineNumbers w:val="0"/>
+              <w:jc w:val="center"/>
+            </w:pPr>
+            <w:r>
+              <w:rPr>
+                <w:rFonts w:ascii="宋体" w:hAnsi="宋体" w:eastAsia="宋体" w:cs="宋体"/>
+                <w:kern w:val="0"/>
+                <w:sz w:val="24"/>
+                <w:szCs w:val="24"/>
+                <w:bdr w:val="none" w:color="auto" w:sz="0" w:space="0"/>
+                <w:lang w:val="en-US" w:eastAsia="zh-CN" w:bidi="ar"/>
+              </w:rPr>
+              <w:t>频域垂直方向硬截断宽度rect_height</w:t>
+            </w:r>
+          </w:p>
+        </w:tc>
+        <w:tc>
+          <w:tcPr>
+            <w:tcW w:w="1898" w:type="pct"/>
+            <w:tcBorders>
+              <w:top w:val="single" w:color="CCCCCC" w:sz="4" w:space="0"/>
+              <w:left w:val="single" w:color="CCCCCC" w:sz="4" w:space="0"/>
+              <w:bottom w:val="single" w:color="CCCCCC" w:sz="4" w:space="0"/>
+              <w:right w:val="single" w:color="CCCCCC" w:sz="4" w:space="0"/>
+            </w:tcBorders>
+            <w:shd w:val="clear"/>
+            <w:tcMar>
+              <w:top w:w="96" w:type="dxa"/>
+              <w:left w:w="96" w:type="dxa"/>
+              <w:bottom w:w="96" w:type="dxa"/>
+              <w:right w:w="96" w:type="dxa"/>
+            </w:tcMar>
+            <w:vAlign w:val="center"/>
+          </w:tcPr>
+          <w:p>
+            <w:pPr>
+              <w:keepNext w:val="0"/>
+              <w:keepLines w:val="0"/>
+              <w:widowControl/>
+              <w:suppressLineNumbers w:val="0"/>
+              <w:jc w:val="center"/>
+            </w:pPr>
+            <w:r>
+              <w:rPr>
+                <w:rFonts w:ascii="宋体" w:hAnsi="宋体" w:eastAsia="宋体" w:cs="宋体"/>
+                <w:kern w:val="0"/>
+                <w:sz w:val="24"/>
+                <w:szCs w:val="24"/>
+                <w:bdr w:val="none" w:color="auto" w:sz="0" w:space="0"/>
+                <w:lang w:val="en-US" w:eastAsia="zh-CN" w:bidi="ar"/>
+              </w:rPr>
+              <w:t>N</w:t>
+            </w:r>
+            <w:r>
+              <w:rPr>
+                <w:rFonts w:ascii="宋体" w:hAnsi="宋体" w:eastAsia="宋体" w:cs="宋体"/>
+                <w:kern w:val="0"/>
+                <w:sz w:val="24"/>
+                <w:szCs w:val="24"/>
+                <w:vertAlign w:val="subscript"/>
+                <w:lang w:val="en-US" w:eastAsia="zh-CN" w:bidi="ar"/>
+              </w:rPr>
+              <w:t>fs</w:t>
+            </w:r>
+            <w:r>
+              <w:rPr>
+                <w:rFonts w:ascii="宋体" w:hAnsi="宋体" w:eastAsia="宋体" w:cs="宋体"/>
+                <w:kern w:val="0"/>
+                <w:sz w:val="24"/>
+                <w:szCs w:val="24"/>
+                <w:bdr w:val="none" w:color="auto" w:sz="0" w:space="0"/>
+                <w:lang w:val="en-US" w:eastAsia="zh-CN" w:bidi="ar"/>
+              </w:rPr>
+              <w:t>=</w:t>
+            </w:r>
+            <w:r>
+              <w:rPr>
+                <w:rFonts w:hint="eastAsia" w:ascii="宋体" w:hAnsi="宋体" w:eastAsia="宋体" w:cs="宋体"/>
+                <w:kern w:val="0"/>
+                <w:sz w:val="24"/>
+                <w:szCs w:val="24"/>
+                <w:bdr w:val="none" w:color="auto" w:sz="0" w:space="0"/>
+                <w:lang w:val="en-US" w:eastAsia="zh-CN" w:bidi="ar"/>
+              </w:rPr>
+              <w:t xml:space="preserve"> </w:t>
+            </w:r>
+            <w:r>
+              <w:rPr>
+                <w:rFonts w:ascii="宋体" w:hAnsi="宋体" w:eastAsia="宋体" w:cs="宋体"/>
+                <w:kern w:val="0"/>
+                <w:sz w:val="24"/>
+                <w:szCs w:val="24"/>
+                <w:bdr w:val="none" w:color="auto" w:sz="0" w:space="0"/>
+                <w:lang w:val="en-US" w:eastAsia="zh-CN" w:bidi="ar"/>
+              </w:rPr>
+              <w:t>H</w:t>
+            </w:r>
+            <w:r>
+              <w:rPr>
+                <w:rFonts w:hint="eastAsia" w:ascii="宋体" w:hAnsi="宋体" w:eastAsia="宋体" w:cs="宋体"/>
+                <w:kern w:val="0"/>
+                <w:sz w:val="24"/>
+                <w:szCs w:val="24"/>
+                <w:bdr w:val="none" w:color="auto" w:sz="0" w:space="0"/>
+                <w:lang w:val="en-US" w:eastAsia="zh-CN" w:bidi="ar"/>
+              </w:rPr>
+              <w:t xml:space="preserve"> </w:t>
+            </w:r>
+            <w:r>
+              <w:rPr>
+                <w:rFonts w:ascii="宋体" w:hAnsi="宋体" w:eastAsia="宋体" w:cs="宋体"/>
+                <w:kern w:val="0"/>
+                <w:sz w:val="24"/>
+                <w:szCs w:val="24"/>
+                <w:bdr w:val="none" w:color="auto" w:sz="0" w:space="0"/>
+                <w:lang w:val="en-US" w:eastAsia="zh-CN" w:bidi="ar"/>
+              </w:rPr>
+              <w:t>=</w:t>
+            </w:r>
+            <w:r>
+              <w:rPr>
+                <w:rFonts w:hint="eastAsia" w:ascii="宋体" w:hAnsi="宋体" w:eastAsia="宋体" w:cs="宋体"/>
+                <w:kern w:val="0"/>
+                <w:sz w:val="24"/>
+                <w:szCs w:val="24"/>
+                <w:bdr w:val="none" w:color="auto" w:sz="0" w:space="0"/>
+                <w:lang w:val="en-US" w:eastAsia="zh-CN" w:bidi="ar"/>
+              </w:rPr>
+              <w:t xml:space="preserve"> </w:t>
+            </w:r>
+            <w:r>
+              <w:rPr>
+                <w:rFonts w:ascii="宋体" w:hAnsi="宋体" w:eastAsia="宋体" w:cs="宋体"/>
+                <w:kern w:val="0"/>
+                <w:sz w:val="24"/>
+                <w:szCs w:val="24"/>
+                <w:bdr w:val="none" w:color="auto" w:sz="0" w:space="0"/>
+                <w:lang w:val="en-US" w:eastAsia="zh-CN" w:bidi="ar"/>
+              </w:rPr>
+              <w:t>rect_height</w:t>
+            </w:r>
+          </w:p>
+        </w:tc>
+      </w:tr>
+      <w:tr>
+        <w:tblPrEx>
+          <w:tblBorders>
+            <w:top w:val="none" w:color="auto" w:sz="0" w:space="0"/>
+            <w:left w:val="none" w:color="auto" w:sz="0" w:space="0"/>
+            <w:bottom w:val="none" w:color="auto" w:sz="0" w:space="0"/>
+            <w:right w:val="none" w:color="auto" w:sz="0" w:space="0"/>
+            <w:insideH w:val="none" w:color="auto" w:sz="0" w:space="0"/>
+            <w:insideV w:val="none" w:color="auto" w:sz="0" w:space="0"/>
+          </w:tblBorders>
+          <w:tblCellMar>
+            <w:top w:w="15" w:type="dxa"/>
+            <w:left w:w="15" w:type="dxa"/>
+            <w:bottom w:w="15" w:type="dxa"/>
+            <w:right w:w="15" w:type="dxa"/>
+          </w:tblCellMar>
+        </w:tblPrEx>
+        <w:tc>
+          <w:tcPr>
+            <w:tcW w:w="0" w:type="auto"/>
+            <w:tcBorders>
+              <w:top w:val="single" w:color="CCCCCC" w:sz="4" w:space="0"/>
+              <w:left w:val="single" w:color="CCCCCC" w:sz="4" w:space="0"/>
+              <w:bottom w:val="single" w:color="CCCCCC" w:sz="4" w:space="0"/>
+              <w:right w:val="single" w:color="CCCCCC" w:sz="4" w:space="0"/>
+            </w:tcBorders>
+            <w:shd w:val="clear"/>
+            <w:tcMar>
+              <w:top w:w="96" w:type="dxa"/>
+              <w:left w:w="96" w:type="dxa"/>
+              <w:bottom w:w="96" w:type="dxa"/>
+              <w:right w:w="96" w:type="dxa"/>
+            </w:tcMar>
+            <w:vAlign w:val="center"/>
+          </w:tcPr>
+          <w:p>
+            <w:pPr>
+              <w:keepNext w:val="0"/>
+              <w:keepLines w:val="0"/>
+              <w:widowControl/>
+              <w:suppressLineNumbers w:val="0"/>
+              <w:jc w:val="left"/>
+            </w:pPr>
+            <w:r>
+              <w:rPr>
+                <w:rFonts w:ascii="宋体" w:hAnsi="宋体" w:eastAsia="宋体" w:cs="宋体"/>
+                <w:kern w:val="0"/>
+                <w:sz w:val="24"/>
+                <w:szCs w:val="24"/>
+                <w:bdr w:val="none" w:color="auto" w:sz="0" w:space="0"/>
+                <w:lang w:val="en-US" w:eastAsia="zh-CN" w:bidi="ar"/>
+              </w:rPr>
+              <w:t>单侧振荡区域Δy​</w:t>
+            </w:r>
+          </w:p>
+        </w:tc>
+        <w:tc>
+          <w:tcPr>
+            <w:tcW w:w="1964" w:type="pct"/>
+            <w:tcBorders>
+              <w:top w:val="single" w:color="CCCCCC" w:sz="4" w:space="0"/>
+              <w:left w:val="single" w:color="CCCCCC" w:sz="4" w:space="0"/>
+              <w:bottom w:val="single" w:color="CCCCCC" w:sz="4" w:space="0"/>
+              <w:right w:val="single" w:color="CCCCCC" w:sz="4" w:space="0"/>
+            </w:tcBorders>
+            <w:shd w:val="clear"/>
+            <w:tcMar>
+              <w:top w:w="96" w:type="dxa"/>
+              <w:left w:w="96" w:type="dxa"/>
+              <w:bottom w:w="96" w:type="dxa"/>
+              <w:right w:w="96" w:type="dxa"/>
+            </w:tcMar>
+            <w:vAlign w:val="center"/>
+          </w:tcPr>
+          <w:p>
+            <w:pPr>
+              <w:keepNext w:val="0"/>
+              <w:keepLines w:val="0"/>
+              <w:widowControl/>
+              <w:suppressLineNumbers w:val="0"/>
+              <w:jc w:val="center"/>
+            </w:pPr>
+            <w:r>
+              <w:rPr>
+                <w:rFonts w:ascii="宋体" w:hAnsi="宋体" w:eastAsia="宋体" w:cs="宋体"/>
+                <w:kern w:val="0"/>
+                <w:sz w:val="24"/>
+                <w:szCs w:val="24"/>
+                <w:bdr w:val="none" w:color="auto" w:sz="0" w:space="0"/>
+                <w:lang w:val="en-US" w:eastAsia="zh-CN" w:bidi="ar"/>
+              </w:rPr>
+              <w:t>跳跃点到过冲峰值的物理距离</w:t>
+            </w:r>
+          </w:p>
+        </w:tc>
+        <w:tc>
+          <w:tcPr>
+            <w:tcW w:w="1898" w:type="pct"/>
+            <w:tcBorders>
+              <w:top w:val="single" w:color="CCCCCC" w:sz="4" w:space="0"/>
+              <w:left w:val="single" w:color="CCCCCC" w:sz="4" w:space="0"/>
+              <w:bottom w:val="single" w:color="CCCCCC" w:sz="4" w:space="0"/>
+              <w:right w:val="single" w:color="CCCCCC" w:sz="4" w:space="0"/>
+            </w:tcBorders>
+            <w:shd w:val="clear"/>
+            <w:tcMar>
+              <w:top w:w="96" w:type="dxa"/>
+              <w:left w:w="96" w:type="dxa"/>
+              <w:bottom w:w="96" w:type="dxa"/>
+              <w:right w:w="96" w:type="dxa"/>
+            </w:tcMar>
+            <w:vAlign w:val="center"/>
+          </w:tcPr>
+          <w:p>
+            <w:pPr>
+              <w:keepNext w:val="0"/>
+              <w:keepLines w:val="0"/>
+              <w:widowControl/>
+              <w:suppressLineNumbers w:val="0"/>
+              <w:jc w:val="center"/>
+            </w:pPr>
+            <w:r>
+              <w:rPr>
+                <w:rFonts w:ascii="宋体" w:hAnsi="宋体" w:eastAsia="宋体" w:cs="宋体"/>
+                <w:kern w:val="0"/>
+                <w:sz w:val="24"/>
+                <w:szCs w:val="24"/>
+                <w:bdr w:val="none" w:color="auto" w:sz="0" w:space="0"/>
+                <w:lang w:val="en-US" w:eastAsia="zh-CN" w:bidi="ar"/>
+              </w:rPr>
+              <w:t>Δy</w:t>
+            </w:r>
+            <w:r>
+              <w:rPr>
+                <w:rFonts w:hint="eastAsia" w:ascii="宋体" w:hAnsi="宋体" w:eastAsia="宋体" w:cs="宋体"/>
+                <w:kern w:val="0"/>
+                <w:sz w:val="24"/>
+                <w:szCs w:val="24"/>
+                <w:bdr w:val="none" w:color="auto" w:sz="0" w:space="0"/>
+                <w:lang w:val="en-US" w:eastAsia="zh-CN" w:bidi="ar"/>
+              </w:rPr>
+              <w:t xml:space="preserve">   代码里面</w:t>
+            </w:r>
+            <w:r>
+              <w:rPr>
+                <w:rFonts w:ascii="宋体" w:hAnsi="宋体" w:eastAsia="宋体" w:cs="宋体"/>
+                <w:kern w:val="0"/>
+                <w:sz w:val="24"/>
+                <w:szCs w:val="24"/>
+                <w:bdr w:val="none" w:color="auto" w:sz="0" w:space="0"/>
+                <w:lang w:val="en-US" w:eastAsia="zh-CN" w:bidi="ar"/>
+              </w:rPr>
+              <w:t>​</w:t>
+            </w:r>
+          </w:p>
+        </w:tc>
+      </w:tr>
+      <w:tr>
+        <w:tblPrEx>
+          <w:tblBorders>
+            <w:top w:val="none" w:color="auto" w:sz="0" w:space="0"/>
+            <w:left w:val="none" w:color="auto" w:sz="0" w:space="0"/>
+            <w:bottom w:val="none" w:color="auto" w:sz="0" w:space="0"/>
+            <w:right w:val="none" w:color="auto" w:sz="0" w:space="0"/>
+            <w:insideH w:val="none" w:color="auto" w:sz="0" w:space="0"/>
+            <w:insideV w:val="none" w:color="auto" w:sz="0" w:space="0"/>
+          </w:tblBorders>
+          <w:tblCellMar>
+            <w:top w:w="15" w:type="dxa"/>
+            <w:left w:w="15" w:type="dxa"/>
+            <w:bottom w:w="15" w:type="dxa"/>
+            <w:right w:w="15" w:type="dxa"/>
+          </w:tblCellMar>
+        </w:tblPrEx>
+        <w:tc>
+          <w:tcPr>
+            <w:tcW w:w="0" w:type="auto"/>
+            <w:tcBorders>
+              <w:top w:val="single" w:color="CCCCCC" w:sz="4" w:space="0"/>
+              <w:left w:val="single" w:color="CCCCCC" w:sz="4" w:space="0"/>
+              <w:bottom w:val="single" w:color="CCCCCC" w:sz="4" w:space="0"/>
+              <w:right w:val="single" w:color="CCCCCC" w:sz="4" w:space="0"/>
+            </w:tcBorders>
+            <w:shd w:val="clear"/>
+            <w:tcMar>
+              <w:top w:w="96" w:type="dxa"/>
+              <w:left w:w="96" w:type="dxa"/>
+              <w:bottom w:w="96" w:type="dxa"/>
+              <w:right w:w="96" w:type="dxa"/>
+            </w:tcMar>
+            <w:vAlign w:val="center"/>
+          </w:tcPr>
+          <w:p>
+            <w:pPr>
+              <w:keepNext w:val="0"/>
+              <w:keepLines w:val="0"/>
+              <w:widowControl/>
+              <w:suppressLineNumbers w:val="0"/>
+              <w:jc w:val="left"/>
+            </w:pPr>
+            <w:r>
+              <w:rPr>
+                <w:rFonts w:ascii="宋体" w:hAnsi="宋体" w:eastAsia="宋体" w:cs="宋体"/>
+                <w:kern w:val="0"/>
+                <w:sz w:val="24"/>
+                <w:szCs w:val="24"/>
+                <w:bdr w:val="none" w:color="auto" w:sz="0" w:space="0"/>
+                <w:lang w:val="en-US" w:eastAsia="zh-CN" w:bidi="ar"/>
+              </w:rPr>
+              <w:t>跳跃点x</w:t>
+            </w:r>
+            <w:r>
+              <w:rPr>
+                <w:rFonts w:ascii="宋体" w:hAnsi="宋体" w:eastAsia="宋体" w:cs="宋体"/>
+                <w:kern w:val="0"/>
+                <w:sz w:val="24"/>
+                <w:szCs w:val="24"/>
+                <w:lang w:val="en-US" w:eastAsia="zh-CN" w:bidi="ar"/>
+              </w:rPr>
+              <w:t>0</w:t>
+            </w:r>
+            <w:r>
+              <w:rPr>
+                <w:rFonts w:ascii="宋体" w:hAnsi="宋体" w:eastAsia="宋体" w:cs="宋体"/>
+                <w:kern w:val="0"/>
+                <w:sz w:val="24"/>
+                <w:szCs w:val="24"/>
+                <w:bdr w:val="none" w:color="auto" w:sz="0" w:space="0"/>
+                <w:lang w:val="en-US" w:eastAsia="zh-CN" w:bidi="ar"/>
+              </w:rPr>
+              <w:t>​</w:t>
+            </w:r>
+          </w:p>
+        </w:tc>
+        <w:tc>
+          <w:tcPr>
+            <w:tcW w:w="1964" w:type="pct"/>
+            <w:tcBorders>
+              <w:top w:val="single" w:color="CCCCCC" w:sz="4" w:space="0"/>
+              <w:left w:val="single" w:color="CCCCCC" w:sz="4" w:space="0"/>
+              <w:bottom w:val="single" w:color="CCCCCC" w:sz="4" w:space="0"/>
+              <w:right w:val="single" w:color="CCCCCC" w:sz="4" w:space="0"/>
+            </w:tcBorders>
+            <w:shd w:val="clear"/>
+            <w:tcMar>
+              <w:top w:w="96" w:type="dxa"/>
+              <w:left w:w="96" w:type="dxa"/>
+              <w:bottom w:w="96" w:type="dxa"/>
+              <w:right w:w="96" w:type="dxa"/>
+            </w:tcMar>
+            <w:vAlign w:val="center"/>
+          </w:tcPr>
+          <w:p>
+            <w:pPr>
+              <w:keepNext w:val="0"/>
+              <w:keepLines w:val="0"/>
+              <w:widowControl/>
+              <w:suppressLineNumbers w:val="0"/>
+              <w:jc w:val="center"/>
+              <w:rPr>
+                <w:rFonts w:ascii="宋体" w:hAnsi="宋体" w:eastAsia="宋体" w:cs="宋体"/>
+                <w:kern w:val="0"/>
+                <w:sz w:val="24"/>
+                <w:szCs w:val="24"/>
+                <w:bdr w:val="none" w:color="auto" w:sz="0" w:space="0"/>
+                <w:lang w:val="en-US" w:eastAsia="zh-CN" w:bidi="ar"/>
+              </w:rPr>
+            </w:pPr>
+            <w:r>
+              <w:rPr>
+                <w:rFonts w:ascii="宋体" w:hAnsi="宋体" w:eastAsia="宋体" w:cs="宋体"/>
+                <w:kern w:val="0"/>
+                <w:sz w:val="24"/>
+                <w:szCs w:val="24"/>
+                <w:bdr w:val="none" w:color="auto" w:sz="0" w:space="0"/>
+                <w:lang w:val="en-US" w:eastAsia="zh-CN" w:bidi="ar"/>
+              </w:rPr>
+              <w:t>相位矩形边缘的物理位置</w:t>
+            </w:r>
+          </w:p>
+          <w:p>
+            <w:pPr>
+              <w:keepNext w:val="0"/>
+              <w:keepLines w:val="0"/>
+              <w:widowControl/>
+              <w:suppressLineNumbers w:val="0"/>
+              <w:jc w:val="center"/>
+            </w:pPr>
+            <w:r>
+              <w:rPr>
+                <w:rFonts w:ascii="宋体" w:hAnsi="宋体" w:eastAsia="宋体" w:cs="宋体"/>
+                <w:kern w:val="0"/>
+                <w:sz w:val="24"/>
+                <w:szCs w:val="24"/>
+                <w:bdr w:val="none" w:color="auto" w:sz="0" w:space="0"/>
+                <w:lang w:val="en-US" w:eastAsia="zh-CN" w:bidi="ar"/>
+              </w:rPr>
+              <w:t>（由rect</w:t>
+            </w:r>
+            <w:r>
+              <w:rPr>
+                <w:rFonts w:ascii="宋体" w:hAnsi="宋体" w:eastAsia="宋体" w:cs="宋体"/>
+                <w:kern w:val="0"/>
+                <w:sz w:val="24"/>
+                <w:szCs w:val="24"/>
+                <w:lang w:val="en-US" w:eastAsia="zh-CN" w:bidi="ar"/>
+              </w:rPr>
+              <w:t>h</w:t>
+            </w:r>
+            <w:r>
+              <w:rPr>
+                <w:rFonts w:ascii="宋体" w:hAnsi="宋体" w:eastAsia="宋体" w:cs="宋体"/>
+                <w:kern w:val="0"/>
+                <w:sz w:val="24"/>
+                <w:szCs w:val="24"/>
+                <w:bdr w:val="none" w:color="auto" w:sz="0" w:space="0"/>
+                <w:lang w:val="en-US" w:eastAsia="zh-CN" w:bidi="ar"/>
+              </w:rPr>
+              <w:t>定义）</w:t>
+            </w:r>
+          </w:p>
+        </w:tc>
+        <w:tc>
+          <w:tcPr>
+            <w:tcW w:w="1898" w:type="pct"/>
+            <w:tcBorders>
+              <w:top w:val="single" w:color="CCCCCC" w:sz="4" w:space="0"/>
+              <w:left w:val="single" w:color="CCCCCC" w:sz="4" w:space="0"/>
+              <w:bottom w:val="single" w:color="CCCCCC" w:sz="4" w:space="0"/>
+              <w:right w:val="single" w:color="CCCCCC" w:sz="4" w:space="0"/>
+            </w:tcBorders>
+            <w:shd w:val="clear"/>
+            <w:tcMar>
+              <w:top w:w="96" w:type="dxa"/>
+              <w:left w:w="96" w:type="dxa"/>
+              <w:bottom w:w="96" w:type="dxa"/>
+              <w:right w:w="96" w:type="dxa"/>
+            </w:tcMar>
+            <w:vAlign w:val="center"/>
+          </w:tcPr>
+          <w:p>
+            <w:pPr>
+              <w:keepNext w:val="0"/>
+              <w:keepLines w:val="0"/>
+              <w:widowControl/>
+              <w:suppressLineNumbers w:val="0"/>
+              <w:jc w:val="center"/>
+            </w:pPr>
+            <w:r>
+              <w:rPr>
+                <w:rFonts w:ascii="宋体" w:hAnsi="宋体" w:eastAsia="宋体" w:cs="宋体"/>
+                <w:kern w:val="0"/>
+                <w:sz w:val="24"/>
+                <w:szCs w:val="24"/>
+                <w:bdr w:val="none" w:color="auto" w:sz="0" w:space="0"/>
+                <w:lang w:val="en-US" w:eastAsia="zh-CN" w:bidi="ar"/>
+              </w:rPr>
+              <w:t>y</w:t>
+            </w:r>
+            <w:r>
+              <w:rPr>
+                <w:rFonts w:ascii="宋体" w:hAnsi="宋体" w:eastAsia="宋体" w:cs="宋体"/>
+                <w:kern w:val="0"/>
+                <w:sz w:val="24"/>
+                <w:szCs w:val="24"/>
+                <w:vertAlign w:val="subscript"/>
+                <w:lang w:val="en-US" w:eastAsia="zh-CN" w:bidi="ar"/>
+              </w:rPr>
+              <w:t>step</w:t>
+            </w:r>
+            <w:r>
+              <w:rPr>
+                <w:rFonts w:ascii="宋体" w:hAnsi="宋体" w:eastAsia="宋体" w:cs="宋体"/>
+                <w:kern w:val="0"/>
+                <w:sz w:val="24"/>
+                <w:szCs w:val="24"/>
+                <w:bdr w:val="none" w:color="auto" w:sz="0" w:space="0"/>
+                <w:lang w:val="en-US" w:eastAsia="zh-CN" w:bidi="ar"/>
+              </w:rPr>
+              <w:t>​=rect</w:t>
+            </w:r>
+            <w:r>
+              <w:rPr>
+                <w:rFonts w:ascii="宋体" w:hAnsi="宋体" w:eastAsia="宋体" w:cs="宋体"/>
+                <w:kern w:val="0"/>
+                <w:sz w:val="24"/>
+                <w:szCs w:val="24"/>
+                <w:vertAlign w:val="subscript"/>
+                <w:lang w:val="en-US" w:eastAsia="zh-CN" w:bidi="ar"/>
+              </w:rPr>
+              <w:t>h</w:t>
+            </w:r>
+            <w:r>
+              <w:rPr>
+                <w:rFonts w:ascii="宋体" w:hAnsi="宋体" w:eastAsia="宋体" w:cs="宋体"/>
+                <w:kern w:val="0"/>
+                <w:sz w:val="24"/>
+                <w:szCs w:val="24"/>
+                <w:bdr w:val="none" w:color="auto" w:sz="0" w:space="0"/>
+                <w:lang w:val="en-US" w:eastAsia="zh-CN" w:bidi="ar"/>
+              </w:rPr>
+              <w:t>/(2dy)</w:t>
+            </w:r>
+          </w:p>
+        </w:tc>
+      </w:tr>
+    </w:tbl>
+    <w:p>
+      <w:pPr>
         <w:rPr>
           <w:rFonts w:hint="eastAsia" w:hAnsi="Cambria Math"/>
           <w:i w:val="0"/>
@@ -4133,128 +5091,6 @@
     </w:p>
     <w:p>
       <w:pPr>
-        <m:rPr/>
-        <w:rPr>
-          <w:rFonts w:hint="eastAsia" w:hAnsi="Cambria Math"/>
-          <w:i w:val="0"/>
-          <w:sz w:val="24"/>
-          <w:lang w:val="en-US" w:eastAsia="zh-CN"/>
-        </w:rPr>
-      </w:pPr>
-    </w:p>
-    <w:p>
-      <w:pPr>
-        <m:rPr/>
-        <w:rPr>
-          <w:rFonts w:hint="eastAsia" w:hAnsi="Cambria Math"/>
-          <w:i w:val="0"/>
-          <w:sz w:val="24"/>
-          <w:lang w:val="en-US" w:eastAsia="zh-CN"/>
-        </w:rPr>
-      </w:pPr>
-    </w:p>
-    <w:p>
-      <w:pPr>
-        <m:rPr/>
-        <w:rPr>
-          <w:rFonts w:hint="eastAsia" w:hAnsi="Cambria Math"/>
-          <w:i w:val="0"/>
-          <w:sz w:val="24"/>
-          <w:lang w:val="en-US" w:eastAsia="zh-CN"/>
-        </w:rPr>
-      </w:pPr>
-    </w:p>
-    <w:p>
-      <w:pPr>
-        <m:rPr/>
-        <w:rPr>
-          <w:rFonts w:hint="eastAsia" w:hAnsi="Cambria Math"/>
-          <w:i w:val="0"/>
-          <w:sz w:val="24"/>
-          <w:lang w:val="en-US" w:eastAsia="zh-CN"/>
-        </w:rPr>
-      </w:pPr>
-    </w:p>
-    <w:p>
-      <w:pPr>
-        <m:rPr/>
-        <w:rPr>
-          <w:rFonts w:hint="eastAsia" w:hAnsi="Cambria Math"/>
-          <w:i w:val="0"/>
-          <w:sz w:val="24"/>
-          <w:lang w:val="en-US" w:eastAsia="zh-CN"/>
-        </w:rPr>
-      </w:pPr>
-    </w:p>
-    <w:p>
-      <w:pPr>
-        <m:rPr/>
-        <w:rPr>
-          <w:rFonts w:hint="eastAsia" w:hAnsi="Cambria Math"/>
-          <w:i w:val="0"/>
-          <w:sz w:val="24"/>
-          <w:lang w:val="en-US" w:eastAsia="zh-CN"/>
-        </w:rPr>
-      </w:pPr>
-    </w:p>
-    <w:p>
-      <w:pPr>
-        <m:rPr/>
-        <w:rPr>
-          <w:rFonts w:hint="eastAsia" w:hAnsi="Cambria Math"/>
-          <w:i w:val="0"/>
-          <w:sz w:val="24"/>
-          <w:lang w:val="en-US" w:eastAsia="zh-CN"/>
-        </w:rPr>
-      </w:pPr>
-    </w:p>
-    <w:p>
-      <w:pPr>
-        <m:rPr/>
-        <w:rPr>
-          <w:rFonts w:hint="eastAsia" w:hAnsi="Cambria Math"/>
-          <w:i w:val="0"/>
-          <w:sz w:val="24"/>
-          <w:lang w:val="en-US" w:eastAsia="zh-CN"/>
-        </w:rPr>
-      </w:pPr>
-    </w:p>
-    <w:p>
-      <w:pPr>
-        <m:rPr/>
-        <w:rPr>
-          <w:rFonts w:hint="eastAsia" w:hAnsi="Cambria Math"/>
-          <w:i w:val="0"/>
-          <w:sz w:val="24"/>
-          <w:lang w:val="en-US" w:eastAsia="zh-CN"/>
-        </w:rPr>
-      </w:pPr>
-    </w:p>
-    <w:p>
-      <w:pPr>
-        <m:rPr/>
-        <w:rPr>
-          <w:rFonts w:hint="eastAsia" w:hAnsi="Cambria Math"/>
-          <w:i w:val="0"/>
-          <w:sz w:val="24"/>
-          <w:lang w:val="en-US" w:eastAsia="zh-CN"/>
-        </w:rPr>
-      </w:pPr>
-    </w:p>
-    <w:p>
-      <w:pPr>
-        <m:rPr/>
-        <w:rPr>
-          <w:rFonts w:hint="eastAsia" w:hAnsi="Cambria Math"/>
-          <w:i w:val="0"/>
-          <w:sz w:val="24"/>
-          <w:lang w:val="en-US" w:eastAsia="zh-CN"/>
-        </w:rPr>
-      </w:pPr>
-    </w:p>
-    <w:p>
-      <w:pPr>
-        <m:rPr/>
         <w:rPr>
           <w:rFonts w:hint="eastAsia" w:hAnsi="Cambria Math"/>
           <w:i w:val="0"/>
@@ -4266,7 +5102,6 @@
     <w:p>
       <w:pPr>
         <w:jc w:val="left"/>
-        <m:rPr/>
         <w:rPr>
           <w:rFonts w:hint="default" w:hAnsi="Cambria Math"/>
           <w:i w:val="0"/>
@@ -4275,7 +5110,6 @@
         </w:rPr>
       </w:pPr>
       <w:r>
-        <m:rPr/>
         <w:rPr>
           <w:rFonts w:hint="eastAsia" w:hAnsi="Cambria Math"/>
           <w:i w:val="0"/>
@@ -4285,36 +5119,325 @@
         <w:t>理论文献参考链接：</w:t>
       </w:r>
       <w:r>
-        <m:rPr/>
         <w:rPr>
           <w:rFonts w:hint="default" w:hAnsi="Cambria Math"/>
           <w:i w:val="0"/>
           <w:sz w:val="24"/>
           <w:lang w:val="en-US" w:eastAsia="zh-CN"/>
         </w:rPr>
-        <w:t>https://en.wikipedia.org/wiki/</w:t>
+        <w:fldChar w:fldCharType="begin"/>
+      </w:r>
+      <w:r>
+        <w:rPr>
+          <w:rFonts w:hint="default" w:hAnsi="Cambria Math"/>
+          <w:i w:val="0"/>
+          <w:sz w:val="24"/>
+          <w:lang w:val="en-US" w:eastAsia="zh-CN"/>
+        </w:rPr>
+        <w:instrText xml:space="preserve"> HYPERLINK "https://en.wikipedia.org/wiki/Gibbs_phenomenon?utm_source=chatgpt.com#Square_wave_analysis" </w:instrText>
+      </w:r>
+      <w:r>
+        <w:rPr>
+          <w:rFonts w:hint="default" w:hAnsi="Cambria Math"/>
+          <w:i w:val="0"/>
+          <w:sz w:val="24"/>
+          <w:lang w:val="en-US" w:eastAsia="zh-CN"/>
+        </w:rPr>
+        <w:fldChar w:fldCharType="separate"/>
+      </w:r>
+      <w:r>
+        <w:rPr>
+          <w:rStyle w:val="5"/>
+          <w:rFonts w:hint="default" w:hAnsi="Cambria Math"/>
+          <w:i w:val="0"/>
+          <w:sz w:val="24"/>
+          <w:lang w:val="en-US" w:eastAsia="zh-CN"/>
+        </w:rPr>
+        <w:t>https://en.wikipedia.org/wiki/Gibbs_phenomenon?utm_source=chatgpt.com#Square_wave_analysis</w:t>
+      </w:r>
+      <w:r>
+        <w:rPr>
+          <w:rFonts w:hint="default" w:hAnsi="Cambria Math"/>
+          <w:i w:val="0"/>
+          <w:sz w:val="24"/>
+          <w:lang w:val="en-US" w:eastAsia="zh-CN"/>
+        </w:rPr>
+        <w:fldChar w:fldCharType="end"/>
+      </w:r>
+    </w:p>
+    <w:p>
+      <w:pPr>
+        <w:jc w:val="left"/>
+        <w:rPr>
+          <w:rFonts w:hint="default" w:hAnsi="Cambria Math"/>
+          <w:i w:val="0"/>
+          <w:sz w:val="24"/>
+          <w:lang w:val="en-US" w:eastAsia="zh-CN"/>
+        </w:rPr>
+      </w:pPr>
+    </w:p>
+    <w:p>
+      <w:pPr>
+        <w:jc w:val="left"/>
+        <w:rPr>
+          <w:rFonts w:hint="eastAsia" w:hAnsi="Cambria Math"/>
+          <w:i w:val="0"/>
+          <w:sz w:val="24"/>
+          <w:lang w:val="en-US" w:eastAsia="zh-CN"/>
+        </w:rPr>
+      </w:pPr>
+      <w:r>
+        <w:rPr>
+          <w:rFonts w:hint="eastAsia" w:hAnsi="Cambria Math"/>
+          <w:i w:val="0"/>
+          <w:sz w:val="24"/>
+          <w:lang w:val="en-US" w:eastAsia="zh-CN"/>
+        </w:rPr>
+        <w:t xml:space="preserve">加噪0.02    </w:t>
+      </w:r>
+    </w:p>
+    <w:p>
+      <w:pPr>
+        <w:jc w:val="left"/>
+      </w:pPr>
+      <w:r>
+        <w:drawing>
+          <wp:inline distT="0" distB="0" distL="114300" distR="114300">
+            <wp:extent cx="4297680" cy="4125595"/>
+            <wp:effectExtent l="0" t="0" r="0" b="4445"/>
+            <wp:docPr id="5" name="图片 3"/>
+            <wp:cNvGraphicFramePr>
+              <a:graphicFrameLocks xmlns:a="http://schemas.openxmlformats.org/drawingml/2006/main" noChangeAspect="1"/>
+            </wp:cNvGraphicFramePr>
+            <a:graphic xmlns:a="http://schemas.openxmlformats.org/drawingml/2006/main">
+              <a:graphicData uri="http://schemas.openxmlformats.org/drawingml/2006/picture">
+                <pic:pic xmlns:pic="http://schemas.openxmlformats.org/drawingml/2006/picture">
+                  <pic:nvPicPr>
+                    <pic:cNvPr id="5" name="图片 3"/>
+                    <pic:cNvPicPr>
+                      <a:picLocks noChangeAspect="1"/>
+                    </pic:cNvPicPr>
+                  </pic:nvPicPr>
+                  <pic:blipFill>
+                    <a:blip r:embed="rId6"/>
+                    <a:stretch>
+                      <a:fillRect/>
+                    </a:stretch>
+                  </pic:blipFill>
+                  <pic:spPr>
+                    <a:xfrm>
+                      <a:off x="0" y="0"/>
+                      <a:ext cx="4297680" cy="4125595"/>
+                    </a:xfrm>
+                    <a:prstGeom prst="rect">
+                      <a:avLst/>
+                    </a:prstGeom>
+                    <a:noFill/>
+                    <a:ln>
+                      <a:noFill/>
+                    </a:ln>
+                  </pic:spPr>
+                </pic:pic>
+              </a:graphicData>
+            </a:graphic>
+          </wp:inline>
+        </w:drawing>
+      </w:r>
+    </w:p>
+    <w:p>
+      <w:pPr>
+        <w:jc w:val="left"/>
+        <w:rPr>
+          <w:rFonts w:hint="default" w:hAnsi="Cambria Math"/>
+          <w:i w:val="0"/>
+          <w:sz w:val="24"/>
+          <w:lang w:val="en-US" w:eastAsia="zh-CN"/>
+        </w:rPr>
+      </w:pPr>
+      <w:r>
+        <w:rPr>
+          <w:rFonts w:hint="eastAsia" w:hAnsi="Cambria Math"/>
+          <w:i w:val="0"/>
+          <w:sz w:val="24"/>
+          <w:lang w:val="en-US" w:eastAsia="zh-CN"/>
+        </w:rPr>
+        <w:t>中心台阶非振荡区平均相位：0.6281 rad   标准值：0.6283rad</w:t>
       </w:r>
       <w:bookmarkStart w:id="0" w:name="_GoBack"/>
-      <w:r>
-        <m:rPr/>
+      <w:bookmarkEnd w:id="0"/>
+    </w:p>
+    <w:p>
+      <w:pPr>
+        <w:jc w:val="left"/>
         <w:rPr>
           <w:rFonts w:hint="default" w:hAnsi="Cambria Math"/>
           <w:i w:val="0"/>
           <w:sz w:val="24"/>
           <w:lang w:val="en-US" w:eastAsia="zh-CN"/>
         </w:rPr>
-        <w:t>Gibbs_phenomenon</w:t>
-      </w:r>
-      <w:bookmarkEnd w:id="0"/>
-      <w:r>
-        <m:rPr/>
+      </w:pPr>
+      <w:r>
+        <w:rPr>
+          <w:rFonts w:hint="eastAsia" w:hAnsi="Cambria Math"/>
+          <w:i w:val="0"/>
+          <w:sz w:val="24"/>
+          <w:lang w:val="en-US" w:eastAsia="zh-CN"/>
+        </w:rPr>
+        <w:t>上台阶非振荡区平均相位：1.8894 rad</w:t>
+      </w:r>
+      <w:r>
+        <w:rPr>
+          <w:rFonts w:hint="eastAsia" w:hAnsi="Cambria Math"/>
+          <w:i w:val="0"/>
+          <w:sz w:val="24"/>
+          <w:lang w:val="en-US" w:eastAsia="zh-CN"/>
+        </w:rPr>
+        <w:tab/>
+        <w:t/>
+      </w:r>
+      <w:r>
+        <w:rPr>
+          <w:rFonts w:hint="eastAsia" w:hAnsi="Cambria Math"/>
+          <w:i w:val="0"/>
+          <w:sz w:val="24"/>
+          <w:lang w:val="en-US" w:eastAsia="zh-CN"/>
+        </w:rPr>
+        <w:tab/>
+        <w:t/>
+      </w:r>
+      <w:r>
+        <w:rPr>
+          <w:rFonts w:hint="eastAsia" w:hAnsi="Cambria Math"/>
+          <w:i w:val="0"/>
+          <w:sz w:val="24"/>
+          <w:lang w:val="en-US" w:eastAsia="zh-CN"/>
+        </w:rPr>
+        <w:tab/>
+        <w:t/>
+      </w:r>
+      <w:r>
+        <w:rPr>
+          <w:rFonts w:hint="eastAsia" w:hAnsi="Cambria Math"/>
+          <w:i w:val="0"/>
+          <w:sz w:val="24"/>
+          <w:lang w:val="en-US" w:eastAsia="zh-CN"/>
+        </w:rPr>
+        <w:tab/>
+        <w:t>1.8850</w:t>
+      </w:r>
+    </w:p>
+    <w:p>
+      <w:pPr>
+        <w:jc w:val="left"/>
         <w:rPr>
           <w:rFonts w:hint="default" w:hAnsi="Cambria Math"/>
           <w:i w:val="0"/>
           <w:sz w:val="24"/>
           <w:lang w:val="en-US" w:eastAsia="zh-CN"/>
         </w:rPr>
-        <w:t>?utm_source=chatgpt.com#Square_wave_analysis</w:t>
+      </w:pPr>
+      <w:r>
+        <w:rPr>
+          <w:rFonts w:hint="eastAsia" w:hAnsi="Cambria Math"/>
+          <w:i w:val="0"/>
+          <w:sz w:val="24"/>
+          <w:lang w:val="en-US" w:eastAsia="zh-CN"/>
+        </w:rPr>
+        <w:t>下台阶非振荡区平均相位：1.5766 rad</w:t>
+      </w:r>
+      <w:r>
+        <w:rPr>
+          <w:rFonts w:hint="eastAsia" w:hAnsi="Cambria Math"/>
+          <w:i w:val="0"/>
+          <w:sz w:val="24"/>
+          <w:lang w:val="en-US" w:eastAsia="zh-CN"/>
+        </w:rPr>
+        <w:tab/>
+        <w:t/>
+      </w:r>
+      <w:r>
+        <w:rPr>
+          <w:rFonts w:hint="eastAsia" w:hAnsi="Cambria Math"/>
+          <w:i w:val="0"/>
+          <w:sz w:val="24"/>
+          <w:lang w:val="en-US" w:eastAsia="zh-CN"/>
+        </w:rPr>
+        <w:tab/>
+        <w:t/>
+      </w:r>
+      <w:r>
+        <w:rPr>
+          <w:rFonts w:hint="eastAsia" w:hAnsi="Cambria Math"/>
+          <w:i w:val="0"/>
+          <w:sz w:val="24"/>
+          <w:lang w:val="en-US" w:eastAsia="zh-CN"/>
+        </w:rPr>
+        <w:tab/>
+        <w:t/>
+      </w:r>
+      <w:r>
+        <w:rPr>
+          <w:rFonts w:hint="eastAsia" w:hAnsi="Cambria Math"/>
+          <w:i w:val="0"/>
+          <w:sz w:val="24"/>
+          <w:lang w:val="en-US" w:eastAsia="zh-CN"/>
+        </w:rPr>
+        <w:tab/>
+        <w:t>1.5708</w:t>
+      </w:r>
+    </w:p>
+    <w:p>
+      <w:pPr>
+        <w:jc w:val="left"/>
+        <w:rPr>
+          <w:rFonts w:hint="default" w:hAnsi="Cambria Math"/>
+          <w:i w:val="0"/>
+          <w:sz w:val="24"/>
+          <w:lang w:val="en-US" w:eastAsia="zh-CN"/>
+        </w:rPr>
+      </w:pPr>
+      <w:r>
+        <w:drawing>
+          <wp:inline distT="0" distB="0" distL="114300" distR="114300">
+            <wp:extent cx="5262880" cy="2898140"/>
+            <wp:effectExtent l="0" t="0" r="10160" b="12700"/>
+            <wp:docPr id="6" name="图片 4"/>
+            <wp:cNvGraphicFramePr>
+              <a:graphicFrameLocks xmlns:a="http://schemas.openxmlformats.org/drawingml/2006/main" noChangeAspect="1"/>
+            </wp:cNvGraphicFramePr>
+            <a:graphic xmlns:a="http://schemas.openxmlformats.org/drawingml/2006/main">
+              <a:graphicData uri="http://schemas.openxmlformats.org/drawingml/2006/picture">
+                <pic:pic xmlns:pic="http://schemas.openxmlformats.org/drawingml/2006/picture">
+                  <pic:nvPicPr>
+                    <pic:cNvPr id="6" name="图片 4"/>
+                    <pic:cNvPicPr>
+                      <a:picLocks noChangeAspect="1"/>
+                    </pic:cNvPicPr>
+                  </pic:nvPicPr>
+                  <pic:blipFill>
+                    <a:blip r:embed="rId7"/>
+                    <a:stretch>
+                      <a:fillRect/>
+                    </a:stretch>
+                  </pic:blipFill>
+                  <pic:spPr>
+                    <a:xfrm>
+                      <a:off x="0" y="0"/>
+                      <a:ext cx="5262880" cy="2898140"/>
+                    </a:xfrm>
+                    <a:prstGeom prst="rect">
+                      <a:avLst/>
+                    </a:prstGeom>
+                    <a:noFill/>
+                    <a:ln>
+                      <a:noFill/>
+                    </a:ln>
+                  </pic:spPr>
+                </pic:pic>
+              </a:graphicData>
+            </a:graphic>
+          </wp:inline>
+        </w:drawing>
       </w:r>
     </w:p>
     <w:sectPr>
@@ -4630,6 +5753,15 @@
       <w:b/>
     </w:rPr>
   </w:style>
+  <w:style w:type="character" w:styleId="5">
+    <w:name w:val="Hyperlink"/>
+    <w:basedOn w:val="3"/>
+    <w:uiPriority w:val="0"/>
+    <w:rPr>
+      <w:color w:val="0000FF"/>
+      <w:u w:val="single"/>
+    </w:rPr>
+  </w:style>
 </w:styles>
 </file>
 
